--- a/data/cvs/cv_107_Advocate_Product_Engineer__Tech_Ops.docx
+++ b/data/cvs/cv_107_Advocate_Product_Engineer__Tech_Ops.docx
@@ -86,7 +86,7 @@
         <w:rPr>
           <w:sz w:val="20"/>
         </w:rPr>
-        <w:t>Full Stack Developer and AI Engineer with a focus on human-centric solutions. I design and build AI-powered systems that streamline operations and enhance user experiences. My expertise spans the full stack, from Python backends and REST APIs to React frontends, with a specialisation in AI integration. I'm currently leading the development of an AI-driven tender scraping pipeline and an SAP API integration at Copy Cat Group, delivering automated solutions for internal business units.</w:t>
+        <w:t>Full Stack Developer and AI engineer with a background in data annotation and evaluation, specialising in AI-powered automation. I build full-stack applications, from Python backends and REST APIs to React frontends, with a focus on usability and scalability. Currently, I'm leading the development of AI-driven automation systems at Copy Cat Group, including an SAP API integration and an AI tender scraping pipeline, while also contributing to architectural design and documentation.</w:t>
       </w:r>
     </w:p>
     <w:p>
@@ -191,7 +191,7 @@
         <w:rPr>
           <w:sz w:val="20"/>
         </w:rPr>
-        <w:t>LLM Evaluation, Prompt Engineering, Dataset Structuring, Gemini API, Groq API</w:t>
+        <w:t>Prompt Engineering, LLM Evaluation, Data Annotation, Dataset Structuring</w:t>
       </w:r>
     </w:p>
     <w:p>
@@ -209,7 +209,7 @@
         <w:rPr>
           <w:sz w:val="20"/>
         </w:rPr>
-        <w:t>n8n, Playwright, Web Scraping, REST APIs, APScheduler</w:t>
+        <w:t>n8n, Playwright, Web Scraping, REST APIs</w:t>
       </w:r>
     </w:p>
     <w:p>
@@ -227,7 +227,7 @@
         <w:rPr>
           <w:sz w:val="20"/>
         </w:rPr>
-        <w:t>Git, CI/CD, Docker, Oracle Cloud, Google Cloud Platform</w:t>
+        <w:t>Git, CI/CD, Docker, Google Cloud Platform</w:t>
       </w:r>
     </w:p>
     <w:p>
@@ -245,7 +245,7 @@
         <w:rPr>
           <w:sz w:val="20"/>
         </w:rPr>
-        <w:t>AI-powered technology, human-centered support, high-tech precision, Agile, Product Engineer, internal workbench, claimant journey, connectivity, insights, tracking, onboarding, Social Security submission, case data management, medical event tracking, communication touchpoints, platform development</w:t>
+        <w:t>AI-powered technology, human-centered support, Agile, product engineering, product engineer, tech ops, technology, marketing, internal users, claimants, claimant journey, end-to-end, workbench, centralized platform, data tracking, onboarding</w:t>
       </w:r>
     </w:p>
     <w:p>
@@ -263,7 +263,7 @@
         <w:rPr>
           <w:sz w:val="20"/>
         </w:rPr>
-        <w:t>pipeline optimization, human experience design, external portal development, user interface, medical evidence submission, critical update notifications, architectural design, user adoption strategies, marketing operations, growth engineering, data-driven decision-making, A/B testing, experimentation, data analytics, optimization, collaboration, cross-functional teams</w:t>
+        <w:t>Social Security submissions, case data management, medical events, communication touchpoints, pipeline analysis, user experience, external claimant portal, real-time case status, medical evidence submission, user adoption, growth engine, marketing operations, user engagement, data-driven insights, product development, collaboration, cross-functional teams</w:t>
       </w:r>
     </w:p>
     <w:p>
@@ -313,7 +313,7 @@
         <w:rPr>
           <w:sz w:val="20"/>
         </w:rPr>
-        <w:t>Leading the development of an AI-powered tender scraping pipeline, automating tender discovery and processing.</w:t>
+        <w:t>Leading the integration of SAP APIs with an internal Credit Control System, creating an automated, real-time solution for OA and IT business units.</w:t>
       </w:r>
     </w:p>
     <w:p>
@@ -325,7 +325,7 @@
         <w:rPr>
           <w:sz w:val="20"/>
         </w:rPr>
-        <w:t>Integrating SAP APIs with an internal Credit Control System, creating a live, automated solution for OA and IT teams.</w:t>
+        <w:t>Designing and building an AI-powered tender scraping pipeline to automate tender discovery and processing, driving efficiency in business operations.</w:t>
       </w:r>
     </w:p>
     <w:p>
@@ -337,7 +337,7 @@
         <w:rPr>
           <w:sz w:val="20"/>
         </w:rPr>
-        <w:t>Authoring technical documentation, including BRDs and SDDs, to define project scope and technical specifications.</w:t>
+        <w:t>Authoring comprehensive System Design Documents (SDDs) and Business Requirements Documents (BRDs) to guide architectural decisions and project scope.</w:t>
       </w:r>
     </w:p>
     <w:p>
@@ -372,7 +372,7 @@
         <w:rPr>
           <w:sz w:val="20"/>
         </w:rPr>
-        <w:t>Trained AI models with difference-based captions, improving multimodal model accuracy.</w:t>
+        <w:t>Train AI models by generating accurate difference-based captions for multimodal datasets</w:t>
       </w:r>
     </w:p>
     <w:p>
@@ -384,7 +384,19 @@
         <w:rPr>
           <w:sz w:val="20"/>
         </w:rPr>
-        <w:t>Performed data categorisation, bounding, and validation to ensure high-quality annotated outputs.</w:t>
+        <w:t>Perform categorisation, bounding, consistency checks, and image-level validation to improve multimodal model accuracy</w:t>
+      </w:r>
+    </w:p>
+    <w:p>
+      <w:pPr>
+        <w:pStyle w:val="ListBullet"/>
+        <w:spacing w:before="0" w:after="20"/>
+      </w:pPr>
+      <w:r>
+        <w:rPr>
+          <w:sz w:val="20"/>
+        </w:rPr>
+        <w:t>Contribute high-quality annotated outputs that directly feed into production AI model training pipelines</w:t>
       </w:r>
     </w:p>
     <w:p>
@@ -419,7 +431,7 @@
         <w:rPr>
           <w:sz w:val="20"/>
         </w:rPr>
-        <w:t>Built full-stack solutions, including UI components and API optimisation, for diverse U.S. clients.</w:t>
+        <w:t>Developed and delivered full-stack solutions for U.S.-based clients across different sectors</w:t>
       </w:r>
     </w:p>
     <w:p>
@@ -431,7 +443,19 @@
         <w:rPr>
           <w:sz w:val="20"/>
         </w:rPr>
-        <w:t>Collaborated remotely to debug, enhance performance, and incorporate client feedback.</w:t>
+        <w:t>Built UI components, optimised APIs, and handled CMS-based website systems</w:t>
+      </w:r>
+    </w:p>
+    <w:p>
+      <w:pPr>
+        <w:pStyle w:val="ListBullet"/>
+        <w:spacing w:before="0" w:after="20"/>
+      </w:pPr>
+      <w:r>
+        <w:rPr>
+          <w:sz w:val="20"/>
+        </w:rPr>
+        <w:t>Collaborated with remote teams to debug, improve performance, and implement client feedback</w:t>
       </w:r>
     </w:p>
     <w:p>
@@ -466,7 +490,31 @@
         <w:rPr>
           <w:sz w:val="20"/>
         </w:rPr>
-        <w:t>Annotated and evaluated datasets for health and agriculture AI systems, ensuring annotation quality.</w:t>
+        <w:t>Annotated and evaluated datasets for health and agriculture AI systems</w:t>
+      </w:r>
+    </w:p>
+    <w:p>
+      <w:pPr>
+        <w:pStyle w:val="ListBullet"/>
+        <w:spacing w:before="0" w:after="20"/>
+      </w:pPr>
+      <w:r>
+        <w:rPr>
+          <w:sz w:val="20"/>
+        </w:rPr>
+        <w:t>Performed intent detection, slot tagging, utterance verification, and structured dataset creation</w:t>
+      </w:r>
+    </w:p>
+    <w:p>
+      <w:pPr>
+        <w:pStyle w:val="ListBullet"/>
+        <w:spacing w:before="0" w:after="20"/>
+      </w:pPr>
+      <w:r>
+        <w:rPr>
+          <w:sz w:val="20"/>
+        </w:rPr>
+        <w:t>Ensured annotation quality and consistency across multilingual and multimodal training data</w:t>
       </w:r>
     </w:p>
     <w:p>
